--- a/docs/files/f14_文雪_比亚迪_计划专员（产能规划、供需平衡-电控济南）.docx
+++ b/docs/files/f14_文雪_比亚迪_计划专员（产能规划、供需平衡-电控济南）.docx
@@ -1269,7 +1269,7 @@
         </w:tc>
         <w:tc>
           <w:tcPr>
-            <w:tcW w:w="3686" w:type="dxa"/>
+            <w:tcW w:w="4600" w:type="dxa"/>
             <w:gridSpan w:val="4"/>
             <w:tcBorders>
               <w:top w:val="nil"/>
@@ -1300,7 +1300,7 @@
                 <w:bCs/>
                 <w:sz w:val="21"/>
               </w:rPr>
-              <w:t xml:space="preserve">社区团购自提点选址与配送路径优化（供需平衡）</w:t>
+              <w:t xml:space="preserve">社区团购自提点选址与配送路径优化</w:t>
             </w:r>
           </w:p>
         </w:tc>
@@ -1339,7 +1339,7 @@
         </w:tc>
         <w:tc>
           <w:tcPr>
-            <w:tcW w:w="3669" w:type="dxa"/>
+            <w:tcW w:w="2755" w:type="dxa"/>
             <w:tcBorders>
               <w:top w:val="nil"/>
               <w:left w:val="nil"/>
@@ -1680,7 +1680,7 @@
         </w:tc>
         <w:tc>
           <w:tcPr>
-            <w:tcW w:w="3686" w:type="dxa"/>
+            <w:tcW w:w="4600" w:type="dxa"/>
             <w:gridSpan w:val="4"/>
             <w:tcBorders>
               <w:top w:val="nil"/>
@@ -1720,25 +1720,7 @@
                 <w:bCs/>
                 <w:sz w:val="21"/>
               </w:rPr>
-              <w:t xml:space="preserve">供应链全流程模拟操作（计划</w:t>
-            </w:r>
-            <w:r>
-              <w:rPr>
-                <w:rFonts w:ascii="Times New Roman" w:eastAsia="宋体" w:hAnsi="Times New Roman" w:cs="宋体"/>
-                <w:b/>
-                <w:bCs/>
-                <w:sz w:val="21"/>
-              </w:rPr>
-              <w:t xml:space="preserve">-</w:t>
-            </w:r>
-            <w:r>
-              <w:rPr>
-                <w:rFonts w:ascii="宋体" w:eastAsia="宋体" w:hAnsi="宋体" w:cs="宋体"/>
-                <w:b/>
-                <w:bCs/>
-                <w:sz w:val="21"/>
-              </w:rPr>
-              <w:t xml:space="preserve">库存链路）</w:t>
+              <w:t xml:space="preserve">供应链全流程模拟操作</w:t>
             </w:r>
           </w:p>
         </w:tc>
@@ -1777,7 +1759,7 @@
         </w:tc>
         <w:tc>
           <w:tcPr>
-            <w:tcW w:w="3669" w:type="dxa"/>
+            <w:tcW w:w="2755" w:type="dxa"/>
             <w:tcBorders>
               <w:top w:val="nil"/>
               <w:left w:val="nil"/>
@@ -1936,7 +1918,7 @@
         </w:tc>
         <w:tc>
           <w:tcPr>
-            <w:tcW w:w="3686" w:type="dxa"/>
+            <w:tcW w:w="4600" w:type="dxa"/>
             <w:gridSpan w:val="4"/>
             <w:tcBorders>
               <w:top w:val="nil"/>
@@ -2006,7 +1988,7 @@
         </w:tc>
         <w:tc>
           <w:tcPr>
-            <w:tcW w:w="3669" w:type="dxa"/>
+            <w:tcW w:w="2755" w:type="dxa"/>
             <w:tcBorders>
               <w:top w:val="nil"/>
               <w:left w:val="nil"/>
@@ -2173,7 +2155,7 @@
         </w:tc>
         <w:tc>
           <w:tcPr>
-            <w:tcW w:w="3686" w:type="dxa"/>
+            <w:tcW w:w="4600" w:type="dxa"/>
             <w:gridSpan w:val="4"/>
             <w:tcBorders>
               <w:top w:val="nil"/>
@@ -2261,7 +2243,7 @@
         </w:tc>
         <w:tc>
           <w:tcPr>
-            <w:tcW w:w="3669" w:type="dxa"/>
+            <w:tcW w:w="2755" w:type="dxa"/>
             <w:tcBorders>
               <w:top w:val="nil"/>
               <w:left w:val="nil"/>
@@ -2553,7 +2535,7 @@
         </w:tc>
         <w:tc>
           <w:tcPr>
-            <w:tcW w:w="3686" w:type="dxa"/>
+            <w:tcW w:w="4600" w:type="dxa"/>
             <w:tcBorders>
               <w:top w:val="nil"/>
               <w:left w:val="nil"/>
@@ -2621,7 +2603,7 @@
         </w:tc>
         <w:tc>
           <w:tcPr>
-            <w:tcW w:w="3669" w:type="dxa"/>
+            <w:tcW w:w="2755" w:type="dxa"/>
             <w:tcBorders>
               <w:top w:val="nil"/>
               <w:left w:val="nil"/>
@@ -2803,7 +2785,7 @@
         </w:tc>
         <w:tc>
           <w:tcPr>
-            <w:tcW w:w="3686" w:type="dxa"/>
+            <w:tcW w:w="4600" w:type="dxa"/>
             <w:tcBorders>
               <w:top w:val="nil"/>
               <w:left w:val="nil"/>
@@ -2871,7 +2853,7 @@
         </w:tc>
         <w:tc>
           <w:tcPr>
-            <w:tcW w:w="3669" w:type="dxa"/>
+            <w:tcW w:w="2755" w:type="dxa"/>
             <w:tcBorders>
               <w:top w:val="nil"/>
               <w:left w:val="nil"/>
